--- a/1952.12/1952年12月7日，关于制订五年建设计划应重视少数民族地区建设的指示__LLM初注.docx
+++ b/1952.12/1952年12月7日，关于制订五年建设计划应重视少数民族地区建设的指示__LLM初注.docx
@@ -51,13 +51,16 @@
       </w:r>
       <w:r>
         <w:rPr>
+          <w:rStyle w:val="FootnoteReference"/>
           <w:rFonts w:hint="eastAsia" w:ascii="仿宋" w:hAnsi="仿宋" w:eastAsia="仿宋" w:cs="仿宋"/>
           <w:sz w:val="36"/>
           <w:szCs w:val="36"/>
           <w:vertAlign w:val="superscript"/>
           <w:lang w:val="en-US" w:eastAsia="zh-CN"/>
         </w:rPr>
+        <w:t>[</w:t>
         <w:footnoteReference w:id="0"/>
+        <w:t>]</w:t>
       </w:r>
       <w:r>
         <w:rPr>
@@ -173,11 +176,18 @@
       <w:r>
         <w:rPr>
           <w:rStyle w:val="FootnoteReference"/>
-        </w:rPr>
+          <w:vertAlign w:val="superscript"/>
+        </w:rPr>
+        <w:t>[</w:t>
         <w:footnoteReference w:id="8"/>
-      </w:r>
-      <w:r>
-        <w:rPr/>
+        <w:t>]</w:t>
+      </w:r>
+      <w:r>
+        <w:rPr>
+          <w:rFonts w:hint="eastAsia" w:ascii="仿宋" w:hAnsi="仿宋" w:eastAsia="仿宋"/>
+          <w:sz w:val="32"/>
+          <w:szCs w:val="32"/>
+        </w:rPr>
         <w:t xml:space="preserve">协商进行。</w:t>
       </w:r>
     </w:p>
@@ -216,21 +226,35 @@
       <w:r>
         <w:rPr>
           <w:rStyle w:val="FootnoteReference"/>
-        </w:rPr>
+          <w:vertAlign w:val="superscript"/>
+        </w:rPr>
+        <w:t>[</w:t>
         <w:footnoteReference w:id="4"/>
-      </w:r>
-      <w:r>
-        <w:rPr/>
+        <w:t>]</w:t>
+      </w:r>
+      <w:r>
+        <w:rPr>
+          <w:rFonts w:hint="eastAsia" w:ascii="仿宋" w:hAnsi="仿宋" w:eastAsia="仿宋"/>
+          <w:sz w:val="32"/>
+          <w:szCs w:val="32"/>
+        </w:rPr>
         <w:t>及民族民主联合政府</w:t>
       </w:r>
       <w:r>
         <w:rPr>
           <w:rStyle w:val="FootnoteReference"/>
-        </w:rPr>
+          <w:vertAlign w:val="superscript"/>
+        </w:rPr>
+        <w:t>[</w:t>
         <w:footnoteReference w:id="5"/>
-      </w:r>
-      <w:r>
-        <w:rPr/>
+        <w:t>]</w:t>
+      </w:r>
+      <w:r>
+        <w:rPr>
+          <w:rFonts w:hint="eastAsia" w:ascii="仿宋" w:hAnsi="仿宋" w:eastAsia="仿宋"/>
+          <w:sz w:val="32"/>
+          <w:szCs w:val="32"/>
+        </w:rPr>
         <w:t xml:space="preserve">的政策，在现有的基础上发展少数民族的经济、文化，逐渐改善少数民族人民的生活，大量而普遍地培养和训练少数民族的干部，并进行加强和巩固民族团结，提高爱国主义觉悟的有关工作。</w:t>
       </w:r>
     </w:p>
@@ -386,11 +410,18 @@
       <w:r>
         <w:rPr>
           <w:rStyle w:val="FootnoteReference"/>
-        </w:rPr>
+          <w:vertAlign w:val="superscript"/>
+        </w:rPr>
+        <w:t>[</w:t>
         <w:footnoteReference w:id="7"/>
-      </w:r>
-      <w:r>
-        <w:rPr/>
+        <w:t>]</w:t>
+      </w:r>
+      <w:r>
+        <w:rPr>
+          <w:rFonts w:hint="eastAsia" w:ascii="仿宋" w:hAnsi="仿宋" w:eastAsia="仿宋"/>
+          <w:sz w:val="32"/>
+          <w:szCs w:val="32"/>
+        </w:rPr>
         <w:t xml:space="preserve">及其他卫生医疗工作，各种学校教育，成人补习教育和扫盲工作，电影和幻灯教育，少数民族语文的出版、广播工作，文艺及体育活动。</w:t>
       </w:r>
     </w:p>
@@ -446,11 +477,18 @@
       <w:r>
         <w:rPr>
           <w:rStyle w:val="FootnoteReference"/>
-        </w:rPr>
+          <w:vertAlign w:val="superscript"/>
+        </w:rPr>
+        <w:t>[</w:t>
         <w:footnoteReference w:id="6"/>
-      </w:r>
-      <w:r>
-        <w:rPr/>
+        <w:t>]</w:t>
+      </w:r>
+      <w:r>
+        <w:rPr>
+          <w:rFonts w:hint="eastAsia" w:ascii="仿宋" w:hAnsi="仿宋" w:eastAsia="仿宋"/>
+          <w:sz w:val="32"/>
+          <w:szCs w:val="32"/>
+        </w:rPr>
         <w:t xml:space="preserve">，并继续开办各种干部学校和短期训练班。</w:t>
       </w:r>
     </w:p>

--- a/1952.12/1952年12月7日，关于制订五年建设计划应重视少数民族地区建设的指示__LLM初注.docx
+++ b/1952.12/1952年12月7日，关于制订五年建设计划应重视少数民族地区建设的指示__LLM初注.docx
@@ -41,36 +41,19 @@
       <w:bookmarkEnd w:id="0"/>
       <w:r>
         <w:rPr>
-          <w:rFonts w:hint="eastAsia" w:ascii="仿宋" w:hAnsi="仿宋" w:eastAsia="仿宋" w:cs="仿宋"/>
-          <w:sz w:val="36"/>
-          <w:szCs w:val="36"/>
+          <w:rStyle w:val="FootnoteReference"/>
           <w:vertAlign w:val="superscript"/>
-          <w:lang w:val="en-US" w:eastAsia="zh-CN"/>
-        </w:rPr>
-        <w:t>[</w:t>
-      </w:r>
-      <w:r>
-        <w:rPr>
-          <w:rStyle w:val="FootnoteReference"/>
-          <w:rFonts w:hint="eastAsia" w:ascii="仿宋" w:hAnsi="仿宋" w:eastAsia="仿宋" w:cs="仿宋"/>
-          <w:sz w:val="36"/>
-          <w:szCs w:val="36"/>
+        </w:rPr>
+        <w:t>[1]</w:t>
+      </w:r>
+      <w:r>
+        <w:rPr>
+          <w:rStyle w:val="FootnoteReference"/>
           <w:vertAlign w:val="superscript"/>
-          <w:lang w:val="en-US" w:eastAsia="zh-CN"/>
-        </w:rPr>
-        <w:t>[</w:t>
+          <w:vanish/>
+          <w:specVanish/>
+        </w:rPr>
         <w:footnoteReference w:id="0"/>
-        <w:t>]</w:t>
-      </w:r>
-      <w:r>
-        <w:rPr>
-          <w:rFonts w:hint="eastAsia" w:ascii="仿宋" w:hAnsi="仿宋" w:eastAsia="仿宋" w:cs="仿宋"/>
-          <w:sz w:val="36"/>
-          <w:szCs w:val="36"/>
-          <w:vertAlign w:val="superscript"/>
-          <w:lang w:val="en-US" w:eastAsia="zh-CN"/>
-        </w:rPr>
-        <w:t>]</w:t>
       </w:r>
     </w:p>
     <w:p>
@@ -178,9 +161,16 @@
           <w:rStyle w:val="FootnoteReference"/>
           <w:vertAlign w:val="superscript"/>
         </w:rPr>
-        <w:t>[</w:t>
+        <w:t>[2]</w:t>
+      </w:r>
+      <w:r>
+        <w:rPr>
+          <w:rStyle w:val="FootnoteReference"/>
+          <w:vertAlign w:val="superscript"/>
+          <w:vanish/>
+          <w:specVanish/>
+        </w:rPr>
         <w:footnoteReference w:id="8"/>
-        <w:t>]</w:t>
       </w:r>
       <w:r>
         <w:rPr>
@@ -228,9 +218,16 @@
           <w:rStyle w:val="FootnoteReference"/>
           <w:vertAlign w:val="superscript"/>
         </w:rPr>
-        <w:t>[</w:t>
+        <w:t>[3]</w:t>
+      </w:r>
+      <w:r>
+        <w:rPr>
+          <w:rStyle w:val="FootnoteReference"/>
+          <w:vertAlign w:val="superscript"/>
+          <w:vanish/>
+          <w:specVanish/>
+        </w:rPr>
         <w:footnoteReference w:id="4"/>
-        <w:t>]</w:t>
       </w:r>
       <w:r>
         <w:rPr>
@@ -245,9 +242,16 @@
           <w:rStyle w:val="FootnoteReference"/>
           <w:vertAlign w:val="superscript"/>
         </w:rPr>
-        <w:t>[</w:t>
+        <w:t>[4]</w:t>
+      </w:r>
+      <w:r>
+        <w:rPr>
+          <w:rStyle w:val="FootnoteReference"/>
+          <w:vertAlign w:val="superscript"/>
+          <w:vanish/>
+          <w:specVanish/>
+        </w:rPr>
         <w:footnoteReference w:id="5"/>
-        <w:t>]</w:t>
       </w:r>
       <w:r>
         <w:rPr>
@@ -412,9 +416,16 @@
           <w:rStyle w:val="FootnoteReference"/>
           <w:vertAlign w:val="superscript"/>
         </w:rPr>
-        <w:t>[</w:t>
+        <w:t>[5]</w:t>
+      </w:r>
+      <w:r>
+        <w:rPr>
+          <w:rStyle w:val="FootnoteReference"/>
+          <w:vertAlign w:val="superscript"/>
+          <w:vanish/>
+          <w:specVanish/>
+        </w:rPr>
         <w:footnoteReference w:id="7"/>
-        <w:t>]</w:t>
       </w:r>
       <w:r>
         <w:rPr>
@@ -479,9 +490,16 @@
           <w:rStyle w:val="FootnoteReference"/>
           <w:vertAlign w:val="superscript"/>
         </w:rPr>
-        <w:t>[</w:t>
+        <w:t>[6]</w:t>
+      </w:r>
+      <w:r>
+        <w:rPr>
+          <w:rStyle w:val="FootnoteReference"/>
+          <w:vertAlign w:val="superscript"/>
+          <w:vanish/>
+          <w:specVanish/>
+        </w:rPr>
         <w:footnoteReference w:id="6"/>
-        <w:t>]</w:t>
       </w:r>
       <w:r>
         <w:rPr>
@@ -765,33 +783,19 @@
       </w:pPr>
       <w:r>
         <w:rPr>
+          <w:rStyle w:val="FootnoteReference"/>
+        </w:rPr>
+        <w:t>[1]</w:t>
+      </w:r>
+      <w:r>
+        <w:rPr>
           <w:rFonts w:hint="eastAsia" w:asciiTheme="minorEastAsia" w:hAnsiTheme="minorEastAsia" w:cstheme="minorBidi"/>
           <w:kern w:val="2"/>
           <w:sz w:val="21"/>
           <w:szCs w:val="21"/>
           <w:lang w:val="en-US" w:eastAsia="zh-CN" w:bidi="ar-SA"/>
         </w:rPr>
-        <w:t>[</w:t>
-      </w:r>
-      <w:r>
-        <w:rPr>
-          <w:rFonts w:hint="eastAsia" w:asciiTheme="minorEastAsia" w:hAnsiTheme="minorEastAsia" w:cstheme="minorBidi"/>
-          <w:kern w:val="2"/>
-          <w:sz w:val="21"/>
-          <w:szCs w:val="21"/>
-          <w:lang w:val="en-US" w:eastAsia="zh-CN" w:bidi="ar-SA"/>
-        </w:rPr>
-        <w:footnoteRef/>
-      </w:r>
-      <w:r>
-        <w:rPr>
-          <w:rFonts w:hint="eastAsia" w:asciiTheme="minorEastAsia" w:hAnsiTheme="minorEastAsia" w:cstheme="minorBidi"/>
-          <w:kern w:val="2"/>
-          <w:sz w:val="21"/>
-          <w:szCs w:val="21"/>
-          <w:lang w:val="en-US" w:eastAsia="zh-CN" w:bidi="ar-SA"/>
-        </w:rPr>
-        <w:t>]关于本文的真实性及时间还存在争议，《毛泽东年谱》中并未记载。本文是根据东方直心同志编著的《毛泽东大传》（2021年终极版）第六卷，第2147页记载内容编辑而成。标题为编者所加。</w:t>
+        <w:t>关于本文的真实性及时间还存在争议，《毛泽东年谱》中并未记载。本文是根据东方直心同志编著的《毛泽东大传》（2021年终极版）第六卷，第2147页记载内容编辑而成。标题为编者所加。</w:t>
       </w:r>
     </w:p>
   </w:footnote>
@@ -808,15 +812,25 @@
       </w:pPr>
       <w:r>
         <w:rPr>
+          <w:rStyle w:val="FootnoteReference"/>
+        </w:rPr>
+        <w:t>[3]</w:t>
+      </w:r>
+      <w:r>
+        <w:rPr>
           <w:rFonts w:asciiTheme="minorEastAsia" w:hAnsiTheme="minorEastAsia" w:eastAsiaTheme="minorEastAsia" w:cstheme="minorBidi"/>
           <w:kern w:val="2"/>
           <w:sz w:val="21"/>
           <w:szCs w:val="21"/>
           <w:lang w:val="en-US" w:eastAsia="zh-CN" w:bidi="ar-SA"/>
         </w:rPr>
-        <w:footnoteRef/>
-      </w:r>
-      <w:r>
+        <w:t xml:space="preserve">民族区域自治，中国共产党处理国内民族问题的基本政策。在少数民族聚居地区建立自治地方，由少数民族当家作主管理本民族内部事务。1952年8月中央人民政府颁布《民族区域自治实施纲要》。</w:t>
+      </w:r>
+    </w:p>
+  </w:footnote>
+  <w:footnote w:id="5">
+    <w:p>
+      <w:pPr>
         <w:rPr>
           <w:rFonts w:asciiTheme="minorEastAsia" w:hAnsiTheme="minorEastAsia" w:eastAsiaTheme="minorEastAsia" w:cstheme="minorBidi"/>
           <w:kern w:val="2"/>
@@ -824,13 +838,14 @@
           <w:szCs w:val="21"/>
           <w:lang w:val="en-US" w:eastAsia="zh-CN" w:bidi="ar-SA"/>
         </w:rPr>
-        <w:t xml:space="preserve">民族区域自治，中国共产党处理国内民族问题的基本政策。在少数民族聚居地区建立自治地方，由少数民族当家作主管理本民族内部事务。1952年8月中央人民政府颁布《民族区域自治实施纲要》。</w:t>
-      </w:r>
-    </w:p>
-  </w:footnote>
-  <w:footnote w:id="5">
-    <w:p>
-      <w:pPr>
+      </w:pPr>
+      <w:r>
+        <w:rPr>
+          <w:rStyle w:val="FootnoteReference"/>
+        </w:rPr>
+        <w:t>[4]</w:t>
+      </w:r>
+      <w:r>
         <w:rPr>
           <w:rFonts w:asciiTheme="minorEastAsia" w:hAnsiTheme="minorEastAsia" w:eastAsiaTheme="minorEastAsia" w:cstheme="minorBidi"/>
           <w:kern w:val="2"/>
@@ -838,8 +853,13 @@
           <w:szCs w:val="21"/>
           <w:lang w:val="en-US" w:eastAsia="zh-CN" w:bidi="ar-SA"/>
         </w:rPr>
-      </w:pPr>
-      <w:r>
+        <w:t xml:space="preserve">民族民主联合政府，建国初期在民族杂居地区建立的一种过渡性政权形式，由各民族代表联合组成政府。后逐步过渡为民族区域自治地方。</w:t>
+      </w:r>
+    </w:p>
+  </w:footnote>
+  <w:footnote w:id="6">
+    <w:p>
+      <w:pPr>
         <w:rPr>
           <w:rFonts w:asciiTheme="minorEastAsia" w:hAnsiTheme="minorEastAsia" w:eastAsiaTheme="minorEastAsia" w:cstheme="minorBidi"/>
           <w:kern w:val="2"/>
@@ -847,7 +867,12 @@
           <w:szCs w:val="21"/>
           <w:lang w:val="en-US" w:eastAsia="zh-CN" w:bidi="ar-SA"/>
         </w:rPr>
-        <w:footnoteRef/>
+      </w:pPr>
+      <w:r>
+        <w:rPr>
+          <w:rStyle w:val="FootnoteReference"/>
+        </w:rPr>
+        <w:t>[6]</w:t>
       </w:r>
       <w:r>
         <w:rPr>
@@ -857,11 +882,11 @@
           <w:szCs w:val="21"/>
           <w:lang w:val="en-US" w:eastAsia="zh-CN" w:bidi="ar-SA"/>
         </w:rPr>
-        <w:t xml:space="preserve">民族民主联合政府，建国初期在民族杂居地区建立的一种过渡性政权形式，由各民族代表联合组成政府。后逐步过渡为民族区域自治地方。</w:t>
+        <w:t xml:space="preserve">民族学院，专门培养少数民族干部和各类专业人才的高等院校。1950年中央民族学院（今中央民族大学）在北京成立，此后西北、西南、中南等地相继建立地方民族学院。</w:t>
       </w:r>
     </w:p>
   </w:footnote>
-  <w:footnote w:id="6">
+  <w:footnote w:id="7">
     <w:p>
       <w:pPr>
         <w:rPr>
@@ -874,15 +899,25 @@
       </w:pPr>
       <w:r>
         <w:rPr>
+          <w:rStyle w:val="FootnoteReference"/>
+        </w:rPr>
+        <w:t>[5]</w:t>
+      </w:r>
+      <w:r>
+        <w:rPr>
           <w:rFonts w:asciiTheme="minorEastAsia" w:hAnsiTheme="minorEastAsia" w:eastAsiaTheme="minorEastAsia" w:cstheme="minorBidi"/>
           <w:kern w:val="2"/>
           <w:sz w:val="21"/>
           <w:szCs w:val="21"/>
           <w:lang w:val="en-US" w:eastAsia="zh-CN" w:bidi="ar-SA"/>
         </w:rPr>
-        <w:footnoteRef/>
-      </w:r>
-      <w:r>
+        <w:t xml:space="preserve">驱梅站，即梅毒防治站。新中国成立初期在少数民族地区开展大规模性病防治工作，“驱梅”（即驱除梅毒）是当时少数民族地区卫生工作的重点之一。</w:t>
+      </w:r>
+    </w:p>
+  </w:footnote>
+  <w:footnote w:id="8">
+    <w:p>
+      <w:pPr>
         <w:rPr>
           <w:rFonts w:asciiTheme="minorEastAsia" w:hAnsiTheme="minorEastAsia" w:eastAsiaTheme="minorEastAsia" w:cstheme="minorBidi"/>
           <w:kern w:val="2"/>
@@ -890,63 +925,12 @@
           <w:szCs w:val="21"/>
           <w:lang w:val="en-US" w:eastAsia="zh-CN" w:bidi="ar-SA"/>
         </w:rPr>
-        <w:t xml:space="preserve">民族学院，专门培养少数民族干部和各类专业人才的高等院校。1950年中央民族学院（今中央民族大学）在北京成立，此后西北、西南、中南等地相继建立地方民族学院。</w:t>
-      </w:r>
-    </w:p>
-  </w:footnote>
-  <w:footnote w:id="7">
-    <w:p>
-      <w:pPr>
-        <w:rPr>
-          <w:rFonts w:asciiTheme="minorEastAsia" w:hAnsiTheme="minorEastAsia" w:eastAsiaTheme="minorEastAsia" w:cstheme="minorBidi"/>
-          <w:kern w:val="2"/>
-          <w:sz w:val="21"/>
-          <w:szCs w:val="21"/>
-          <w:lang w:val="en-US" w:eastAsia="zh-CN" w:bidi="ar-SA"/>
-        </w:rPr>
-      </w:pPr>
-      <w:r>
-        <w:rPr>
-          <w:rFonts w:asciiTheme="minorEastAsia" w:hAnsiTheme="minorEastAsia" w:eastAsiaTheme="minorEastAsia" w:cstheme="minorBidi"/>
-          <w:kern w:val="2"/>
-          <w:sz w:val="21"/>
-          <w:szCs w:val="21"/>
-          <w:lang w:val="en-US" w:eastAsia="zh-CN" w:bidi="ar-SA"/>
-        </w:rPr>
-        <w:footnoteRef/>
-      </w:r>
-      <w:r>
-        <w:rPr>
-          <w:rFonts w:asciiTheme="minorEastAsia" w:hAnsiTheme="minorEastAsia" w:eastAsiaTheme="minorEastAsia" w:cstheme="minorBidi"/>
-          <w:kern w:val="2"/>
-          <w:sz w:val="21"/>
-          <w:szCs w:val="21"/>
-          <w:lang w:val="en-US" w:eastAsia="zh-CN" w:bidi="ar-SA"/>
-        </w:rPr>
-        <w:t xml:space="preserve">驱梅站，即梅毒防治站。新中国成立初期在少数民族地区开展大规模性病防治工作，“驱梅”（即驱除梅毒）是当时少数民族地区卫生工作的重点之一。</w:t>
-      </w:r>
-    </w:p>
-  </w:footnote>
-  <w:footnote w:id="8">
-    <w:p>
-      <w:pPr>
-        <w:rPr>
-          <w:rFonts w:asciiTheme="minorEastAsia" w:hAnsiTheme="minorEastAsia" w:eastAsiaTheme="minorEastAsia" w:cstheme="minorBidi"/>
-          <w:kern w:val="2"/>
-          <w:sz w:val="21"/>
-          <w:szCs w:val="21"/>
-          <w:lang w:val="en-US" w:eastAsia="zh-CN" w:bidi="ar-SA"/>
-        </w:rPr>
-      </w:pPr>
-      <w:r>
-        <w:rPr>
-          <w:rFonts w:asciiTheme="minorEastAsia" w:hAnsiTheme="minorEastAsia" w:eastAsiaTheme="minorEastAsia" w:cstheme="minorBidi"/>
-          <w:kern w:val="2"/>
-          <w:sz w:val="21"/>
-          <w:szCs w:val="21"/>
-          <w:lang w:val="en-US" w:eastAsia="zh-CN" w:bidi="ar-SA"/>
-        </w:rPr>
-        <w:footnoteRef/>
+      </w:pPr>
+      <w:r>
+        <w:rPr>
+          <w:rStyle w:val="FootnoteReference"/>
+        </w:rPr>
+        <w:t>[2]</w:t>
       </w:r>
       <w:r>
         <w:rPr>
